--- a/docs/reports/vulnerability_report_week8.docx
+++ b/docs/reports/vulnerability_report_week8.docx
@@ -230,21 +230,21 @@
                 <w:rFonts w:ascii="Malgun Gothic" w:eastAsia="맑은 고딕"/>
                 <w:sz w:val="20"/>
               </w:rPr>
-              <w:t xml:space="preserve">해결: finalize로 결과 저장</w:t>
-            </w:r>
-          </w:p>
-        </w:tc>
-        <w:tc>
-          <w:tcPr>
-            <w:tcW w:w="6300" w:type="dxa"/>
-          </w:tcPr>
-          <w:p>
-            <w:r>
-              <w:rPr>
-                <w:rFonts w:ascii="Malgun Gothic" w:eastAsia="맑은 고딕"/>
-                <w:sz w:val="20"/>
-              </w:rPr>
-              <w:t xml:space="preserve">7주차 테스트 6번 9개. 8주차 가상 시각 시연은 실제 대기 실험과 구분</w:t>
+              <w:t xml:space="preserve">해결: finalize + 오래된 블록의 가스 추정 실패 보완</w:t>
+            </w:r>
+          </w:p>
+        </w:tc>
+        <w:tc>
+          <w:tcPr>
+            <w:tcW w:w="6300" w:type="dxa"/>
+          </w:tcPr>
+          <w:p>
+            <w:r>
+              <w:rPr>
+                <w:rFonts w:ascii="Malgun Gothic" w:eastAsia="맑은 고딕"/>
+                <w:sz w:val="20"/>
+              </w:rPr>
+              <w:t xml:space="preserve">7주차 테스트 6번 9개. 8주차 브라우저에서 실제 대기 후 확정 검증(테스트 지갑). 별도 터미널 시연만 가상 시각 사용</w:t>
             </w:r>
           </w:p>
         </w:tc>
